--- a/Entregas/Sprint 2/Desenvolvimento Backend/H5 - Implementar pipeline de síntese via LLM/PSP2 - S2T25 - Validacao de Qualidade.docx
+++ b/Entregas/Sprint 2/Desenvolvimento Backend/H5 - Implementar pipeline de síntese via LLM/PSP2 - S2T25 - Validacao de Qualidade.docx
@@ -46,6 +46,62 @@
       </w:pPr>
       <w:r>
         <w:t xml:space="preserve"/>
+      </w:r>
+    </w:p>
+    <w:p>
+      <w:pPr>
+        <w:pStyle w:val="Heading2"/>
+        <w:spacing w:after="180" w:before="120"/>
+      </w:pPr>
+      <w:r>
+        <w:rPr>
+          <w:rFonts w:ascii="Arial" w:cs="Arial" w:eastAsia="Arial" w:hAnsi="Arial"/>
+          <w:b/>
+          <w:bCs/>
+          <w:color w:val="1F3864"/>
+          <w:sz w:val="28"/>
+          <w:szCs w:val="28"/>
+        </w:rPr>
+        <w:t xml:space="preserve">📖 Em palavras simples</w:t>
+      </w:r>
+    </w:p>
+    <w:p>
+      <w:pPr>
+        <w:spacing w:after="180"/>
+      </w:pPr>
+      <w:r>
+        <w:rPr>
+          <w:rFonts w:ascii="Arial" w:cs="Arial" w:eastAsia="Arial" w:hAnsi="Arial"/>
+          <w:sz w:val="22"/>
+          <w:szCs w:val="22"/>
+        </w:rPr>
+        <w:t xml:space="preserve">Essa entrega é a “controle de qualidade” automático do pipeline. Toda vez que a IA gera algo (uma classificação, um resumo, uma cola), o sistema passa o resultado por 4 verificações antes de entregar pro aluno. Se passar, aprovado. Se reprovar, tenta de novo ou marca como “precisa revisão”.</w:t>
+      </w:r>
+    </w:p>
+    <w:p>
+      <w:pPr>
+        <w:spacing w:after="180"/>
+      </w:pPr>
+      <w:r>
+        <w:rPr>
+          <w:rFonts w:ascii="Arial" w:cs="Arial" w:eastAsia="Arial" w:hAnsi="Arial"/>
+          <w:sz w:val="22"/>
+          <w:szCs w:val="22"/>
+        </w:rPr>
+        <w:t xml:space="preserve">As 4 camadas, da mais barata pra mais cara: estrutural (o formato bate?), quantitativa (o tamanho está no esperado?), semântica (as palavras-chave do original aparecem no resumo?), e “LLM-as-judge” (uma outra IA dá nota de qualidade pro output da primeira). Em ordem crescente de custo — se a primeira falhar, nem chama as outras.</w:t>
+      </w:r>
+    </w:p>
+    <w:p>
+      <w:pPr>
+        <w:spacing w:after="180"/>
+      </w:pPr>
+      <w:r>
+        <w:rPr>
+          <w:rFonts w:ascii="Arial" w:cs="Arial" w:eastAsia="Arial" w:hAnsi="Arial"/>
+          <w:sz w:val="22"/>
+          <w:szCs w:val="22"/>
+        </w:rPr>
+        <w:t xml:space="preserve">Por que isso importa? Esse é o mecanismo que dá pra gente prometer &gt;80% de acerto sem revisão manual. Sem validação automática, cada output ruim escapa pro aluno; com 4 camadas, garantimos um piso mínimo de qualidade e marcamos pra revisão exatamente os casos limítrofes.</w:t>
       </w:r>
     </w:p>
     <w:p>
